--- a/Taylor-Bornstein-Resume-Cato-Networks.docx
+++ b/Taylor-Bornstein-Resume-Cato-Networks.docx
@@ -354,7 +354,7 @@
           <w:sz w:val="20"/>
           <w:szCs w:val="20"/>
         </w:rPr>
-        <w:t xml:space="preserve">Built an executive thought-leadership program that lifted engagement 80% within 6 months.</w:t>
+        <w:t xml:space="preserve">Redefined social content strategy, 2 platforms to 4 in 3 months, saving $132K annually in agency costs.</w:t>
       </w:r>
     </w:p>
     <w:p>

--- a/Taylor-Bornstein-Resume-Cato-Networks.docx
+++ b/Taylor-Bornstein-Resume-Cato-Networks.docx
@@ -318,7 +318,7 @@
           <w:sz w:val="18"/>
           <w:szCs w:val="18"/>
         </w:rPr>
-        <w:t xml:space="preserve">	Sep 2020 – Jul 2023  |  Remote</w:t>
+        <w:t xml:space="preserve">	May 2020 – Jul 2023  |  Remote</w:t>
       </w:r>
     </w:p>
     <w:p>
@@ -401,7 +401,7 @@
           <w:sz w:val="18"/>
           <w:szCs w:val="18"/>
         </w:rPr>
-        <w:t xml:space="preserve">	Sep 2019 – Sep 2020  |  Remote</w:t>
+        <w:t xml:space="preserve">	Sep 2019 – Apr 2020  |  Remote</w:t>
       </w:r>
     </w:p>
     <w:p>
